--- a/example_articles/countries/American Samoa/1.countries_American Samoa_Other_publisher.docx
+++ b/example_articles/countries/American Samoa/1.countries_American Samoa_Other_publisher.docx
@@ -27,17 +27,17 @@
     </w:p>
     <w:p>
       <w:r>
-        <w:t>Source File: Other publishers/Files (500) (1).DOCX</w:t>
+        <w:t>Source file: Other publishers/Files (500) (1).DOCX</w:t>
       </w:r>
     </w:p>
     <w:p>
       <w:r>
-        <w:t>Raw locations result: ['Alabama', 'Alaska', 'Arkansas', 'California', 'Colorado', 'Maine', 'Massachusetts', 'Minnesota', 'North Carolina', 'Oklahoma', 'Tennessee', 'Texas', 'Utah', 'Vermont', 'Virginia', 'American Samoa']</w:t>
+        <w:t>Raw locations result, 'locations': ['Alabama', 'Alaska', 'Arkansas', 'California', 'Colorado', 'Maine', 'Massachusetts', 'Minnesota', 'North Carolina', 'Oklahoma', 'Tennessee', 'Texas', 'Utah', 'Vermont', 'Virginia', 'American Samoa']</w:t>
       </w:r>
     </w:p>
     <w:p>
       <w:r>
-        <w:t>countries_stand_flat (Standardized): American Samoa</w:t>
+        <w:t>Standardized locations result, 'countries_stand_flat': American Samoa</w:t>
       </w:r>
     </w:p>
     <w:p>
